--- a/docs/modelos-documentos/admissionais/01-contrato-experiencia-v2.docx
+++ b/docs/modelos-documentos/admissionais/01-contrato-experiencia-v2.docx
@@ -4,7 +4,7 @@
   <w:body>
     <w:p>
       <w:pPr>
-        <w:spacing w:after="300" w:before="0"/>
+        <w:spacing w:after="100" w:before="0"/>
         <w:jc w:val="center"/>
       </w:pPr>
       <w:r>
@@ -23,7 +23,7 @@
         <w:pBdr>
           <w:bottom w:val="single" w:color="999999" w:sz="6"/>
         </w:pBdr>
-        <w:spacing w:after="300" w:before="0"/>
+        <w:spacing w:after="140" w:before="0" w:line="20" w:lineRule="exact"/>
       </w:pPr>
       <w:r>
         <w:t xml:space="preserve"/>
@@ -40,455 +40,425 @@
           <w:sz w:val="22"/>
           <w:szCs w:val="22"/>
         </w:rPr>
-        <w:t xml:space="preserve">Contrato celebrado entre a pessoa jurídica de direito privado {{integration.employer_name}}, portadora do CNPJ n˚ {{integration.employer_cnpj}}, com sede no {{integration.employer_address}}, e {{employee.name}}, portador(a) da </w:t>
-      </w:r>
-      <w:r>
-        <w:rPr>
-          <w:rFonts w:ascii="Calibri" w:cs="Calibri" w:eastAsia="Calibri" w:hAnsi="Calibri"/>
-          <w:b/>
-          <w:bCs/>
-          <w:sz w:val="22"/>
-          <w:szCs w:val="22"/>
-        </w:rPr>
-        <w:t xml:space="preserve">CTPS</w:t>
-      </w:r>
-      <w:r>
-        <w:rPr>
-          <w:rFonts w:ascii="Calibri" w:cs="Calibri" w:eastAsia="Calibri" w:hAnsi="Calibri"/>
-          <w:sz w:val="22"/>
-          <w:szCs w:val="22"/>
-        </w:rPr>
-        <w:t xml:space="preserve"> n˚ {{employee.ctps_number}} e série n˚ {{employee.ctps_series}}, doravante designado como EMPREGADO, de acordo com as condições a seguir especificadas.</w:t>
-      </w:r>
-    </w:p>
-    <w:p>
-      <w:pPr>
-        <w:spacing w:after="180" w:before="240" w:line="320"/>
-        <w:ind w:left="576" w:hanging="576"/>
-        <w:jc w:val="both"/>
-      </w:pPr>
-      <w:r>
-        <w:rPr>
-          <w:rFonts w:ascii="Calibri" w:cs="Calibri" w:eastAsia="Calibri" w:hAnsi="Calibri"/>
-          <w:b/>
-          <w:bCs/>
-          <w:sz w:val="24"/>
-          <w:szCs w:val="24"/>
-        </w:rPr>
-        <w:t xml:space="preserve">1.	</w:t>
-      </w:r>
-      <w:r>
-        <w:rPr>
-          <w:rFonts w:ascii="Calibri" w:cs="Calibri" w:eastAsia="Calibri" w:hAnsi="Calibri"/>
-          <w:sz w:val="22"/>
-          <w:szCs w:val="22"/>
-        </w:rPr>
-        <w:t xml:space="preserve">Fica o EMPREGADO admitido no quadro de funcionários da EMPREGADORA para exercer a função de {{integration.job_function}}, mediante remuneração de {{contract_monthly_salary}} por mês, </w:t>
-      </w:r>
-      <w:r>
-        <w:rPr>
-          <w:rFonts w:ascii="Calibri" w:cs="Calibri" w:eastAsia="Calibri" w:hAnsi="Calibri"/>
-          <w:b/>
-          <w:bCs/>
-          <w:sz w:val="22"/>
-          <w:szCs w:val="22"/>
-        </w:rPr>
-        <w:t xml:space="preserve">observado o piso salarial fixado na convenção coletiva de trabalho da categoria vigente na localidade da prestação dos serviços, cujas normas integram o presente contrato</w:t>
-      </w:r>
-      <w:r>
-        <w:rPr>
-          <w:rFonts w:ascii="Calibri" w:cs="Calibri" w:eastAsia="Calibri" w:hAnsi="Calibri"/>
-          <w:sz w:val="22"/>
-          <w:szCs w:val="22"/>
-        </w:rPr>
-        <w:t xml:space="preserve">.</w:t>
-      </w:r>
-    </w:p>
-    <w:p>
-      <w:pPr>
-        <w:spacing w:after="180" w:before="240" w:line="320"/>
-        <w:ind w:left="576" w:hanging="576"/>
-        <w:jc w:val="both"/>
-      </w:pPr>
-      <w:r>
-        <w:rPr>
-          <w:rFonts w:ascii="Calibri" w:cs="Calibri" w:eastAsia="Calibri" w:hAnsi="Calibri"/>
-          <w:b/>
-          <w:bCs/>
-          <w:sz w:val="24"/>
-          <w:szCs w:val="24"/>
-        </w:rPr>
-        <w:t xml:space="preserve">2.	</w:t>
-      </w:r>
-      <w:r>
-        <w:rPr>
-          <w:rFonts w:ascii="Calibri" w:cs="Calibri" w:eastAsia="Calibri" w:hAnsi="Calibri"/>
-          <w:b/>
-          <w:bCs/>
-          <w:sz w:val="22"/>
-          <w:szCs w:val="22"/>
-        </w:rPr>
-        <w:t xml:space="preserve">A jornada de trabalho será de 44 (quarenta e quatro) horas semanais, em escala definida pela EMPREGADORA</w:t>
-      </w:r>
-      <w:r>
-        <w:rPr>
-          <w:rFonts w:ascii="Calibri" w:cs="Calibri" w:eastAsia="Calibri" w:hAnsi="Calibri"/>
-          <w:sz w:val="22"/>
-          <w:szCs w:val="22"/>
-        </w:rPr>
-        <w:t xml:space="preserve">, e o horário de trabalho será anotado na ficha de registro do EMPREGADO. A eventual redução da jornada, por determinação da EMPREGADORA, não inovará este ajuste, permanecendo sempre íntegra a obrigação do EMPREGADO de cumprir o horário que lhe for determinado, observando o limite legal. </w:t>
-      </w:r>
-      <w:r>
-        <w:rPr>
-          <w:rFonts w:ascii="Calibri" w:cs="Calibri" w:eastAsia="Calibri" w:hAnsi="Calibri"/>
-          <w:b/>
-          <w:bCs/>
-          <w:sz w:val="22"/>
-          <w:szCs w:val="22"/>
-        </w:rPr>
-        <w:t xml:space="preserve">Fica assegurado o intervalo intrajornada e o descanso semanal remunerado, preferencialmente aos domingos, na forma da lei e da norma coletiva aplicável.</w:t>
-      </w:r>
-    </w:p>
-    <w:p>
-      <w:pPr>
-        <w:spacing w:after="180" w:before="240" w:line="320"/>
-        <w:ind w:left="576" w:hanging="576"/>
-        <w:jc w:val="both"/>
-      </w:pPr>
-      <w:r>
-        <w:rPr>
-          <w:rFonts w:ascii="Calibri" w:cs="Calibri" w:eastAsia="Calibri" w:hAnsi="Calibri"/>
-          <w:b/>
-          <w:bCs/>
-          <w:sz w:val="24"/>
-          <w:szCs w:val="24"/>
-        </w:rPr>
-        <w:t xml:space="preserve">3.	</w:t>
-      </w:r>
-      <w:r>
-        <w:rPr>
-          <w:rFonts w:ascii="Calibri" w:cs="Calibri" w:eastAsia="Calibri" w:hAnsi="Calibri"/>
-          <w:sz w:val="22"/>
-          <w:szCs w:val="22"/>
-        </w:rPr>
-        <w:t xml:space="preserve">O EMPREGADO deverá prestar serviços em horas extraordinárias sempre que lhe for determinado pela EMPREGADORA, na forma prevista em lei. Destarte, o EMPREGADO receberá as horas extraordinárias com o acréscimo legal </w:t>
-      </w:r>
-      <w:r>
-        <w:rPr>
-          <w:rFonts w:ascii="Calibri" w:cs="Calibri" w:eastAsia="Calibri" w:hAnsi="Calibri"/>
-          <w:b/>
-          <w:bCs/>
-          <w:sz w:val="22"/>
-          <w:szCs w:val="22"/>
-        </w:rPr>
-        <w:t xml:space="preserve">ou convencional, o que for mais benéfico</w:t>
-      </w:r>
-      <w:r>
-        <w:rPr>
-          <w:rFonts w:ascii="Calibri" w:cs="Calibri" w:eastAsia="Calibri" w:hAnsi="Calibri"/>
-          <w:sz w:val="22"/>
-          <w:szCs w:val="22"/>
-        </w:rPr>
-        <w:t xml:space="preserve">, salvo a ocorrência de compensação com a consequente redução da jornada de trabalho em outro dia.</w:t>
-      </w:r>
-    </w:p>
-    <w:p>
-      <w:pPr>
-        <w:spacing w:after="180" w:before="240" w:line="320"/>
-        <w:ind w:left="576" w:hanging="576"/>
-        <w:jc w:val="both"/>
-      </w:pPr>
-      <w:r>
-        <w:rPr>
-          <w:rFonts w:ascii="Calibri" w:cs="Calibri" w:eastAsia="Calibri" w:hAnsi="Calibri"/>
-          <w:b/>
-          <w:bCs/>
-          <w:sz w:val="24"/>
-          <w:szCs w:val="24"/>
-        </w:rPr>
-        <w:t xml:space="preserve">4.	</w:t>
-      </w:r>
-      <w:r>
-        <w:rPr>
-          <w:rFonts w:ascii="Calibri" w:cs="Calibri" w:eastAsia="Calibri" w:hAnsi="Calibri"/>
-          <w:sz w:val="22"/>
-          <w:szCs w:val="22"/>
-        </w:rPr>
-        <w:t xml:space="preserve">O EMPREGADO aceita, expressamente, a condição de prestar serviço em qualquer dos turnos de trabalho, isto é, tanto durante o dia como à noite, desde que sem simultaneidade, observadas as prescrições legais reguladoras do assunto quanto à remuneração. </w:t>
-      </w:r>
-      <w:r>
-        <w:rPr>
-          <w:rFonts w:ascii="Calibri" w:cs="Calibri" w:eastAsia="Calibri" w:hAnsi="Calibri"/>
-          <w:b/>
-          <w:bCs/>
-          <w:sz w:val="22"/>
-          <w:szCs w:val="22"/>
-        </w:rPr>
-        <w:t xml:space="preserve">O trabalho prestado entre 22h e 5h será remunerado com o adicional noturno de, no mínimo, 20% (vinte por cento) sobre a hora diurna, computada a hora noturna reduzida de 52 (cinquenta e dois) minutos e 30 (trinta) segundos, nos termos do artigo 73 da CLT.</w:t>
-      </w:r>
-    </w:p>
-    <w:p>
-      <w:pPr>
-        <w:spacing w:after="180" w:before="240" w:line="320"/>
-        <w:ind w:left="576" w:hanging="576"/>
-        <w:jc w:val="both"/>
-      </w:pPr>
-      <w:r>
-        <w:rPr>
-          <w:rFonts w:ascii="Calibri" w:cs="Calibri" w:eastAsia="Calibri" w:hAnsi="Calibri"/>
-          <w:b/>
-          <w:bCs/>
-          <w:sz w:val="24"/>
-          <w:szCs w:val="24"/>
-        </w:rPr>
-        <w:t xml:space="preserve">5.	</w:t>
-      </w:r>
-      <w:r>
-        <w:rPr>
-          <w:rFonts w:ascii="Calibri" w:cs="Calibri" w:eastAsia="Calibri" w:hAnsi="Calibri"/>
-          <w:sz w:val="22"/>
-          <w:szCs w:val="22"/>
-        </w:rPr>
-        <w:t xml:space="preserve">Fica ajustado, nos termos do §1˚ do artigo 469 da CLT, que o EMPREGADO poderá prestar serviço tanto na localidade de celebração do Contrato de Trabalho </w:t>
-      </w:r>
-      <w:r>
-        <w:rPr>
-          <w:rFonts w:ascii="Calibri" w:cs="Calibri" w:eastAsia="Calibri" w:hAnsi="Calibri"/>
-          <w:b/>
-          <w:bCs/>
-          <w:sz w:val="22"/>
-          <w:szCs w:val="22"/>
-        </w:rPr>
-        <w:t xml:space="preserve">como em qualquer dos estabelecimentos da EMPREGADORA situados no município de São Luís/MA e em sua região metropolitana, mediante real necessidade do serviço, seja a transferência definitiva ou temporária. Em caso de transferência provisória, será devido o adicional previsto no §3º do artigo 469 da CLT, enquanto durar essa situação.</w:t>
-      </w:r>
-    </w:p>
-    <w:p>
-      <w:pPr>
-        <w:spacing w:after="180" w:before="240" w:line="320"/>
-        <w:ind w:left="576" w:hanging="576"/>
-        <w:jc w:val="both"/>
-      </w:pPr>
-      <w:r>
-        <w:rPr>
-          <w:rFonts w:ascii="Calibri" w:cs="Calibri" w:eastAsia="Calibri" w:hAnsi="Calibri"/>
-          <w:b/>
-          <w:bCs/>
-          <w:sz w:val="24"/>
-          <w:szCs w:val="24"/>
-        </w:rPr>
-        <w:t xml:space="preserve">6.	</w:t>
-      </w:r>
-      <w:r>
-        <w:rPr>
-          <w:rFonts w:ascii="Calibri" w:cs="Calibri" w:eastAsia="Calibri" w:hAnsi="Calibri"/>
-          <w:sz w:val="22"/>
-          <w:szCs w:val="22"/>
-        </w:rPr>
-        <w:t xml:space="preserve">Além dos descontos previstos na Lei, reserva-se a EMPREGADORA o direito de descontar do EMPREGADO as importâncias correspondentes aos danos causados por ele, seja por culpa ou dolo, o que faz com fundamento no §1º do artigo 462 da Consolidação das Leis do Trabalho.</w:t>
-      </w:r>
-    </w:p>
-    <w:p>
-      <w:pPr>
-        <w:spacing w:after="180" w:before="240" w:line="320"/>
-        <w:ind w:left="576" w:hanging="576"/>
-        <w:jc w:val="both"/>
-      </w:pPr>
-      <w:r>
-        <w:rPr>
-          <w:rFonts w:ascii="Calibri" w:cs="Calibri" w:eastAsia="Calibri" w:hAnsi="Calibri"/>
-          <w:b/>
-          <w:bCs/>
-          <w:sz w:val="24"/>
-          <w:szCs w:val="24"/>
-        </w:rPr>
-        <w:t xml:space="preserve">7.	</w:t>
-      </w:r>
-      <w:r>
-        <w:rPr>
-          <w:rFonts w:ascii="Calibri" w:cs="Calibri" w:eastAsia="Calibri" w:hAnsi="Calibri"/>
-          <w:sz w:val="22"/>
-          <w:szCs w:val="22"/>
-        </w:rPr>
-        <w:t xml:space="preserve">O prazo deste contrato é de 45 (quarenta e cinco) dias, com início em {{contract_start_long}} e término em {{contract_first_end_long}}, podendo ser prorrogado automaticamente, </w:t>
-      </w:r>
-      <w:r>
-        <w:rPr>
-          <w:rFonts w:ascii="Calibri" w:cs="Calibri" w:eastAsia="Calibri" w:hAnsi="Calibri"/>
-          <w:b/>
-          <w:bCs/>
-          <w:sz w:val="22"/>
-          <w:szCs w:val="22"/>
-        </w:rPr>
-        <w:t xml:space="preserve">uma única vez</w:t>
-      </w:r>
-      <w:r>
-        <w:rPr>
-          <w:rFonts w:ascii="Calibri" w:cs="Calibri" w:eastAsia="Calibri" w:hAnsi="Calibri"/>
-          <w:sz w:val="22"/>
-          <w:szCs w:val="22"/>
-        </w:rPr>
-        <w:t xml:space="preserve">, por igual prazo, caso nenhuma das partes se manifeste em contrário, com término final em {{contract_final_end_long}}. </w:t>
-      </w:r>
-      <w:r>
-        <w:rPr>
-          <w:rFonts w:ascii="Calibri" w:cs="Calibri" w:eastAsia="Calibri" w:hAnsi="Calibri"/>
-          <w:b/>
-          <w:bCs/>
-          <w:sz w:val="22"/>
-          <w:szCs w:val="22"/>
-        </w:rPr>
-        <w:t xml:space="preserve">Em nenhuma hipótese o prazo total do presente contrato, incluída a prorrogação, excederá 90 (noventa) dias, nos termos do parágrafo único do artigo 445 da CLT.</w:t>
-      </w:r>
-    </w:p>
-    <w:p>
-      <w:pPr>
-        <w:spacing w:after="180" w:before="240" w:line="320"/>
-        <w:ind w:left="576" w:hanging="576"/>
-        <w:jc w:val="both"/>
-      </w:pPr>
-      <w:r>
-        <w:rPr>
-          <w:rFonts w:ascii="Calibri" w:cs="Calibri" w:eastAsia="Calibri" w:hAnsi="Calibri"/>
-          <w:b/>
-          <w:bCs/>
-          <w:sz w:val="24"/>
-          <w:szCs w:val="24"/>
-        </w:rPr>
-        <w:t xml:space="preserve">8.	</w:t>
-      </w:r>
-      <w:r>
-        <w:rPr>
-          <w:rFonts w:ascii="Calibri" w:cs="Calibri" w:eastAsia="Calibri" w:hAnsi="Calibri"/>
-          <w:sz w:val="22"/>
-          <w:szCs w:val="22"/>
-        </w:rPr>
-        <w:t xml:space="preserve">Na hipótese deste contrato se transformar em um CONTRATO DE TRABALHO POR PRAZO INDETERMINADO, continuarão em plena vigência as obrigações aqui previstas, </w:t>
-      </w:r>
-      <w:r>
-        <w:rPr>
-          <w:rFonts w:ascii="Calibri" w:cs="Calibri" w:eastAsia="Calibri" w:hAnsi="Calibri"/>
-          <w:b/>
-          <w:bCs/>
-          <w:sz w:val="22"/>
-          <w:szCs w:val="22"/>
-        </w:rPr>
-        <w:t xml:space="preserve">no que forem compatíveis</w:t>
-      </w:r>
-      <w:r>
-        <w:rPr>
-          <w:rFonts w:ascii="Calibri" w:cs="Calibri" w:eastAsia="Calibri" w:hAnsi="Calibri"/>
-          <w:sz w:val="22"/>
-          <w:szCs w:val="22"/>
-        </w:rPr>
-        <w:t xml:space="preserve">.</w:t>
-      </w:r>
-    </w:p>
-    <w:p>
-      <w:pPr>
-        <w:spacing w:after="180" w:before="240" w:line="320"/>
-        <w:ind w:left="576" w:hanging="576"/>
-        <w:jc w:val="both"/>
-      </w:pPr>
-      <w:r>
-        <w:rPr>
-          <w:rFonts w:ascii="Calibri" w:cs="Calibri" w:eastAsia="Calibri" w:hAnsi="Calibri"/>
-          <w:b/>
-          <w:bCs/>
-          <w:sz w:val="24"/>
-          <w:szCs w:val="24"/>
-        </w:rPr>
-        <w:t xml:space="preserve">9.	</w:t>
-      </w:r>
-      <w:r>
-        <w:rPr>
-          <w:rFonts w:ascii="Calibri" w:cs="Calibri" w:eastAsia="Calibri" w:hAnsi="Calibri"/>
-          <w:b/>
-          <w:bCs/>
-          <w:sz w:val="22"/>
-          <w:szCs w:val="22"/>
-        </w:rPr>
-        <w:t xml:space="preserve">Nos termos do artigo 481 da CLT, fica assegurado a ambas as partes o direito recíproco de rescindir o presente contrato antes de expirado o seu termo, hipótese em que se aplicarão os princípios que regem a rescisão dos contratos por prazo indeterminado, inclusive quanto ao aviso prévio. Não exercida a faculdade prevista nesta cláusula, aplicam-se: (a) em caso de rescisão antecipada pela EMPREGADORA, sem justa causa, a indenização de metade da remuneração a que o EMPREGADO teria direito até o termo do contrato, conforme o artigo 479 da CLT; (b) em caso de rescisão antecipada pelo EMPREGADO, sem justa causa, a indenização dos prejuízos que desse fato resultarem à EMPREGADORA, limitada àquela a que teria direito o EMPREGADO em idênticas condições, conforme o artigo 480 da CLT.</w:t>
-      </w:r>
-    </w:p>
-    <w:p>
-      <w:pPr>
-        <w:spacing w:after="180" w:before="240" w:line="320"/>
-        <w:ind w:left="576" w:hanging="576"/>
-        <w:jc w:val="both"/>
-      </w:pPr>
-      <w:r>
-        <w:rPr>
-          <w:rFonts w:ascii="Calibri" w:cs="Calibri" w:eastAsia="Calibri" w:hAnsi="Calibri"/>
-          <w:b/>
-          <w:bCs/>
-          <w:sz w:val="24"/>
-          <w:szCs w:val="24"/>
-        </w:rPr>
-        <w:t xml:space="preserve">10.	</w:t>
-      </w:r>
-      <w:r>
-        <w:rPr>
-          <w:rFonts w:ascii="Calibri" w:cs="Calibri" w:eastAsia="Calibri" w:hAnsi="Calibri"/>
-          <w:b/>
-          <w:bCs/>
-          <w:sz w:val="22"/>
-          <w:szCs w:val="22"/>
-        </w:rPr>
-        <w:t xml:space="preserve">O EMPREGADO se obriga a utilizar o uniforme e os equipamentos de trabalho fornecidos gratuitamente pela EMPREGADORA, zelando por sua conservação e higiene, e a devolvê-los ao término do contrato. O uniforme e os equipamentos permanecem de propriedade da EMPREGADORA e seu fornecimento não constitui salário-utilidade, nos termos do §2º do artigo 458 da CLT.</w:t>
-      </w:r>
-    </w:p>
-    <w:p>
-      <w:pPr>
-        <w:spacing w:after="180" w:before="240" w:line="320"/>
-        <w:ind w:left="576" w:hanging="576"/>
-        <w:jc w:val="both"/>
-      </w:pPr>
-      <w:r>
-        <w:rPr>
-          <w:rFonts w:ascii="Calibri" w:cs="Calibri" w:eastAsia="Calibri" w:hAnsi="Calibri"/>
-          <w:b/>
-          <w:bCs/>
-          <w:sz w:val="24"/>
-          <w:szCs w:val="24"/>
-        </w:rPr>
-        <w:t xml:space="preserve">11.	</w:t>
-      </w:r>
-      <w:r>
-        <w:rPr>
-          <w:rFonts w:ascii="Calibri" w:cs="Calibri" w:eastAsia="Calibri" w:hAnsi="Calibri"/>
-          <w:b/>
-          <w:bCs/>
-          <w:sz w:val="22"/>
-          <w:szCs w:val="22"/>
-        </w:rPr>
-        <w:t xml:space="preserve">O EMPREGADO declara ciência de que seus dados pessoais serão tratados pela EMPREGADORA na forma do TERMO DE CIÊNCIA SOBRE O TRATAMENTO DE DADOS PESSOAIS NA RELAÇÃO DE TRABALHO, que integra o presente contrato, com fundamento nas bases legais previstas na Lei n˚ 13.709/2018 (Lei Geral de Proteção de Dados Pessoais), especialmente o cumprimento de obrigações legais, regulatórias, fiscais, previdenciárias e trabalhistas e a execução do contrato de trabalho, garantindo-se ao EMPREGADO os direitos previstos no artigo 18 da referida lei.</w:t>
-      </w:r>
-    </w:p>
-    <w:p>
-      <w:pPr>
-        <w:spacing w:after="180" w:before="240" w:line="320"/>
-        <w:ind w:left="576" w:hanging="576"/>
-        <w:jc w:val="both"/>
-      </w:pPr>
-      <w:r>
-        <w:rPr>
-          <w:rFonts w:ascii="Calibri" w:cs="Calibri" w:eastAsia="Calibri" w:hAnsi="Calibri"/>
-          <w:b/>
-          <w:bCs/>
-          <w:sz w:val="24"/>
-          <w:szCs w:val="24"/>
-        </w:rPr>
-        <w:t xml:space="preserve">12.	</w:t>
-      </w:r>
-      <w:r>
-        <w:rPr>
-          <w:rFonts w:ascii="Calibri" w:cs="Calibri" w:eastAsia="Calibri" w:hAnsi="Calibri"/>
-          <w:b/>
-          <w:bCs/>
-          <w:sz w:val="22"/>
-          <w:szCs w:val="22"/>
-        </w:rPr>
-        <w:t xml:space="preserve">O EMPREGADO declara ter recebido, no ato da admissão, as orientações sobre suas atribuições, normas internas e regras de segurança e higiene aplicáveis à função.</w:t>
+        <w:t xml:space="preserve">Contrato celebrado entre a pessoa jurídica de direito privado {{integration.employer_name}}, inscrita no CNPJ sob o nº {{integration.employer_cnpj}}, com sede em {{integration.employer_address}}, e {{employee.name}}, inscrito(a) no CPF sob o nº {{employee.cpf}}, titular de CTPS Digital vinculada ao referido CPF, residente e domiciliado(a) em {{employee.address}}, doravante denominado(a) EMPREGADO(A), mediante as condições seguintes.</w:t>
+      </w:r>
+    </w:p>
+    <w:p>
+      <w:pPr>
+        <w:spacing w:after="180" w:before="240" w:line="320"/>
+        <w:ind w:left="288" w:hanging="288"/>
+        <w:jc w:val="both"/>
+      </w:pPr>
+      <w:r>
+        <w:rPr>
+          <w:rFonts w:ascii="Calibri" w:cs="Calibri" w:eastAsia="Calibri" w:hAnsi="Calibri"/>
+          <w:b/>
+          <w:bCs/>
+          <w:sz w:val="24"/>
+          <w:szCs w:val="24"/>
+        </w:rPr>
+        <w:t xml:space="preserve">1. </w:t>
+      </w:r>
+      <w:r>
+        <w:rPr>
+          <w:rFonts w:ascii="Calibri" w:cs="Calibri" w:eastAsia="Calibri" w:hAnsi="Calibri"/>
+          <w:sz w:val="22"/>
+          <w:szCs w:val="22"/>
+        </w:rPr>
+        <w:t xml:space="preserve">Fica o EMPREGADO(A) admitido(a) no quadro de funcionários da EMPREGADORA para exercer a função de {{integration.job_function}}, CBO {{contract_job_cbo}}, mediante salário-base mensal de {{contract_monthly_salary}}, pago até o 5º dia útil do mês subsequente ao vencido, observado o piso salarial fixado na Convenção Coletiva de Trabalho da categoria celebrada entre {{contract_union_employees}} e {{contract_union_employers}}, registrada no MTE sob o nº {{contract_cct_registry}}, com vigência {{contract_cct_validity}}, cujas normas integram o presente contrato.</w:t>
+      </w:r>
+    </w:p>
+    <w:p>
+      <w:pPr>
+        <w:spacing w:after="180" w:before="240" w:line="320"/>
+        <w:ind w:left="288" w:hanging="288"/>
+        <w:jc w:val="both"/>
+      </w:pPr>
+      <w:r>
+        <w:rPr>
+          <w:rFonts w:ascii="Calibri" w:cs="Calibri" w:eastAsia="Calibri" w:hAnsi="Calibri"/>
+          <w:b/>
+          <w:bCs/>
+          <w:sz w:val="24"/>
+          <w:szCs w:val="24"/>
+        </w:rPr>
+        <w:t xml:space="preserve">2. </w:t>
+      </w:r>
+      <w:r>
+        <w:rPr>
+          <w:rFonts w:ascii="Calibri" w:cs="Calibri" w:eastAsia="Calibri" w:hAnsi="Calibri"/>
+          <w:sz w:val="22"/>
+          <w:szCs w:val="22"/>
+        </w:rPr>
+        <w:t xml:space="preserve">A jornada de trabalho será de 44 (quarenta e quatro) horas semanais, cumprida na escala {{contract_work_scale}}, no horário de {{contract_work_hours}}, no estabelecimento situado em {{contract_workplace_address}}. O controle de jornada será efetuado pela forma adotada pela EMPREGADORA, observado o regime legal e coletivo aplicável. Alterações de escala, horário ou local somente poderão ocorrer dentro dos limites legais e normativos, por necessidade do serviço, sem redução salarial nem alteração contratual lesiva.</w:t>
+      </w:r>
+    </w:p>
+    <w:p>
+      <w:pPr>
+        <w:spacing w:after="180" w:before="240" w:line="320"/>
+        <w:ind w:left="504" w:hanging="504"/>
+        <w:jc w:val="both"/>
+      </w:pPr>
+      <w:r>
+        <w:rPr>
+          <w:rFonts w:ascii="Calibri" w:cs="Calibri" w:eastAsia="Calibri" w:hAnsi="Calibri"/>
+          <w:b/>
+          <w:bCs/>
+          <w:sz w:val="24"/>
+          <w:szCs w:val="24"/>
+        </w:rPr>
+        <w:t xml:space="preserve">2.1. </w:t>
+      </w:r>
+      <w:r>
+        <w:rPr>
+          <w:rFonts w:ascii="Calibri" w:cs="Calibri" w:eastAsia="Calibri" w:hAnsi="Calibri"/>
+          <w:sz w:val="22"/>
+          <w:szCs w:val="22"/>
+        </w:rPr>
+        <w:t xml:space="preserve">Ficam assegurados os intervalos intrajornada e interjornada e o descanso semanal remunerado, observadas a legislação, as regras específicas aplicáveis à atividade, a norma coletiva e a condição mais favorável. O repouso semanal coincidirá com o domingo na periodicidade mínima legal ou convencional aplicável, prevalecendo a regra mais favorável ao EMPREGADO(A).</w:t>
+      </w:r>
+    </w:p>
+    <w:p>
+      <w:pPr>
+        <w:spacing w:after="180" w:before="240" w:line="320"/>
+        <w:ind w:left="288" w:hanging="288"/>
+        <w:jc w:val="both"/>
+      </w:pPr>
+      <w:r>
+        <w:rPr>
+          <w:rFonts w:ascii="Calibri" w:cs="Calibri" w:eastAsia="Calibri" w:hAnsi="Calibri"/>
+          <w:b/>
+          <w:bCs/>
+          <w:sz w:val="24"/>
+          <w:szCs w:val="24"/>
+        </w:rPr>
+        <w:t xml:space="preserve">3. </w:t>
+      </w:r>
+      <w:r>
+        <w:rPr>
+          <w:rFonts w:ascii="Calibri" w:cs="Calibri" w:eastAsia="Calibri" w:hAnsi="Calibri"/>
+          <w:sz w:val="22"/>
+          <w:szCs w:val="22"/>
+        </w:rPr>
+        <w:t xml:space="preserve">O EMPREGADO(A) deverá prestar serviços em horas extraordinárias quando solicitado(a) pela EMPREGADORA, nos limites permitidos em lei. As horas extraordinárias serão pagas com o adicional legal ou convencional, o que for mais benéfico, salvo quando validamente compensadas com a correspondente redução da jornada em outro dia.</w:t>
+      </w:r>
+    </w:p>
+    <w:p>
+      <w:pPr>
+        <w:spacing w:after="180" w:before="240" w:line="320"/>
+        <w:ind w:left="288" w:hanging="288"/>
+        <w:jc w:val="both"/>
+      </w:pPr>
+      <w:r>
+        <w:rPr>
+          <w:rFonts w:ascii="Calibri" w:cs="Calibri" w:eastAsia="Calibri" w:hAnsi="Calibri"/>
+          <w:b/>
+          <w:bCs/>
+          <w:sz w:val="24"/>
+          <w:szCs w:val="24"/>
+        </w:rPr>
+        <w:t xml:space="preserve">4. </w:t>
+      </w:r>
+      <w:r>
+        <w:rPr>
+          <w:rFonts w:ascii="Calibri" w:cs="Calibri" w:eastAsia="Calibri" w:hAnsi="Calibri"/>
+          <w:sz w:val="22"/>
+          <w:szCs w:val="22"/>
+        </w:rPr>
+        <w:t xml:space="preserve">O EMPREGADO(A) poderá prestar serviços nos turnos diurno ou noturno, sem simultaneidade, mediante prévia comunicação e observados os limites legais, a norma coletiva e a vedação de alteração contratual lesiva. O trabalho prestado entre 22h e 5h será remunerado com o adicional noturno de, no mínimo, 20% (vinte por cento) sobre a hora diurna, computada a hora noturna reduzida de 52 (cinquenta e dois) minutos e 30 (trinta) segundos, nos termos do artigo 73 da CLT.</w:t>
+      </w:r>
+    </w:p>
+    <w:p>
+      <w:pPr>
+        <w:spacing w:after="180" w:before="240" w:line="320"/>
+        <w:ind w:left="288" w:hanging="288"/>
+        <w:jc w:val="both"/>
+      </w:pPr>
+      <w:r>
+        <w:rPr>
+          <w:rFonts w:ascii="Calibri" w:cs="Calibri" w:eastAsia="Calibri" w:hAnsi="Calibri"/>
+          <w:b/>
+          <w:bCs/>
+          <w:sz w:val="24"/>
+          <w:szCs w:val="24"/>
+        </w:rPr>
+        <w:t xml:space="preserve">5. </w:t>
+      </w:r>
+      <w:r>
+        <w:rPr>
+          <w:rFonts w:ascii="Calibri" w:cs="Calibri" w:eastAsia="Calibri" w:hAnsi="Calibri"/>
+          <w:sz w:val="22"/>
+          <w:szCs w:val="22"/>
+        </w:rPr>
+        <w:t xml:space="preserve">Fica ajustado, nos termos do §1º do artigo 469 da CLT, que o EMPREGADO(A) poderá prestar serviços tanto na localidade de celebração deste contrato como em outros estabelecimentos da EMPREGADORA situados no município de São Luís/MA e em sua região metropolitana, quando houver real necessidade do serviço e observados os limites legais. Em caso de transferência provisória, será devido o adicional previsto no §3º do artigo 469 da CLT enquanto durar essa situação.</w:t>
+      </w:r>
+    </w:p>
+    <w:p>
+      <w:pPr>
+        <w:spacing w:after="180" w:before="240" w:line="320"/>
+        <w:ind w:left="288" w:hanging="288"/>
+        <w:jc w:val="both"/>
+      </w:pPr>
+      <w:r>
+        <w:rPr>
+          <w:rFonts w:ascii="Calibri" w:cs="Calibri" w:eastAsia="Calibri" w:hAnsi="Calibri"/>
+          <w:b/>
+          <w:bCs/>
+          <w:sz w:val="24"/>
+          <w:szCs w:val="24"/>
+        </w:rPr>
+        <w:t xml:space="preserve">6. </w:t>
+      </w:r>
+      <w:r>
+        <w:rPr>
+          <w:rFonts w:ascii="Calibri" w:cs="Calibri" w:eastAsia="Calibri" w:hAnsi="Calibri"/>
+          <w:sz w:val="22"/>
+          <w:szCs w:val="22"/>
+        </w:rPr>
+        <w:t xml:space="preserve">Além dos descontos previstos em lei, a EMPREGADORA poderá descontar as importâncias correspondentes a danos causados pelo EMPREGADO(A), desde que comprovados o dolo ou a culpa e observados os requisitos do §1º do artigo 462 da CLT.</w:t>
+      </w:r>
+    </w:p>
+    <w:p>
+      <w:pPr>
+        <w:spacing w:after="180" w:before="240" w:line="320"/>
+        <w:ind w:left="504" w:hanging="504"/>
+        <w:jc w:val="both"/>
+      </w:pPr>
+      <w:r>
+        <w:rPr>
+          <w:rFonts w:ascii="Calibri" w:cs="Calibri" w:eastAsia="Calibri" w:hAnsi="Calibri"/>
+          <w:b/>
+          <w:bCs/>
+          <w:sz w:val="24"/>
+          <w:szCs w:val="24"/>
+        </w:rPr>
+        <w:t xml:space="preserve">6.1. </w:t>
+      </w:r>
+      <w:r>
+        <w:rPr>
+          <w:rFonts w:ascii="Calibri" w:cs="Calibri" w:eastAsia="Calibri" w:hAnsi="Calibri"/>
+          <w:sz w:val="22"/>
+          <w:szCs w:val="22"/>
+        </w:rPr>
+        <w:t xml:space="preserve">Os demais descontos somente serão efetuados quando decorrentes de lei, norma coletiva ou autorização individual, prévia, específica e escrita do EMPREGADO(A). A adesão a benefícios ou convênios que impliquem coparticipação ou desconto será formalizada em instrumento próprio, com identificação da rubrica e das condições aplicáveis.</w:t>
+      </w:r>
+    </w:p>
+    <w:p>
+      <w:pPr>
+        <w:spacing w:after="180" w:before="240" w:line="320"/>
+        <w:ind w:left="288" w:hanging="288"/>
+        <w:jc w:val="both"/>
+      </w:pPr>
+      <w:r>
+        <w:rPr>
+          <w:rFonts w:ascii="Calibri" w:cs="Calibri" w:eastAsia="Calibri" w:hAnsi="Calibri"/>
+          <w:b/>
+          <w:bCs/>
+          <w:sz w:val="24"/>
+          <w:szCs w:val="24"/>
+        </w:rPr>
+        <w:t xml:space="preserve">7. </w:t>
+      </w:r>
+      <w:r>
+        <w:rPr>
+          <w:rFonts w:ascii="Calibri" w:cs="Calibri" w:eastAsia="Calibri" w:hAnsi="Calibri"/>
+          <w:sz w:val="22"/>
+          <w:szCs w:val="22"/>
+        </w:rPr>
+        <w:t xml:space="preserve">O presente contrato inicia-se em {{contract_start_long}} e vigorará por 45 (quarenta e cinco) dias, encerrando-se o primeiro período em {{contract_first_end_long}}. O primeiro dia de trabalho é considerado dia 1 para efeito da contagem.</w:t>
+      </w:r>
+    </w:p>
+    <w:p>
+      <w:pPr>
+        <w:spacing w:after="180" w:before="240" w:line="320"/>
+        <w:ind w:left="504" w:hanging="504"/>
+        <w:jc w:val="both"/>
+      </w:pPr>
+      <w:r>
+        <w:rPr>
+          <w:rFonts w:ascii="Calibri" w:cs="Calibri" w:eastAsia="Calibri" w:hAnsi="Calibri"/>
+          <w:b/>
+          <w:bCs/>
+          <w:sz w:val="24"/>
+          <w:szCs w:val="24"/>
+        </w:rPr>
+        <w:t xml:space="preserve">7.1. </w:t>
+      </w:r>
+      <w:r>
+        <w:rPr>
+          <w:rFonts w:ascii="Calibri" w:cs="Calibri" w:eastAsia="Calibri" w:hAnsi="Calibri"/>
+          <w:sz w:val="22"/>
+          <w:szCs w:val="22"/>
+        </w:rPr>
+        <w:t xml:space="preserve">Na ausência de manifestação contrária até o primeiro termo, o contrato será prorrogado uma única vez por igual período, com término final em {{contract_final_end_long}}. A prorrogação será registrada pela EMPREGADORA nos assentamentos funcionais do EMPREGADO(A). Havendo continuidade da prestação de serviços após o termo final ou nova prorrogação, o contrato passará a vigorar por prazo indeterminado, nos termos do artigo 451 da CLT. Em nenhuma hipótese o prazo total excederá 90 (noventa) dias, nos termos do parágrafo único do artigo 445 da CLT.</w:t>
+      </w:r>
+    </w:p>
+    <w:p>
+      <w:pPr>
+        <w:spacing w:after="180" w:before="240" w:line="320"/>
+        <w:ind w:left="288" w:hanging="288"/>
+        <w:jc w:val="both"/>
+      </w:pPr>
+      <w:r>
+        <w:rPr>
+          <w:rFonts w:ascii="Calibri" w:cs="Calibri" w:eastAsia="Calibri" w:hAnsi="Calibri"/>
+          <w:b/>
+          <w:bCs/>
+          <w:sz w:val="24"/>
+          <w:szCs w:val="24"/>
+        </w:rPr>
+        <w:t xml:space="preserve">8. </w:t>
+      </w:r>
+      <w:r>
+        <w:rPr>
+          <w:rFonts w:ascii="Calibri" w:cs="Calibri" w:eastAsia="Calibri" w:hAnsi="Calibri"/>
+          <w:sz w:val="22"/>
+          <w:szCs w:val="22"/>
+        </w:rPr>
+        <w:t xml:space="preserve">Na hipótese de este contrato se transformar em contrato de trabalho por prazo indeterminado, continuarão em plena vigência as obrigações aqui previstas, no que forem compatíveis.</w:t>
+      </w:r>
+    </w:p>
+    <w:p>
+      <w:pPr>
+        <w:spacing w:after="180" w:before="240" w:line="320"/>
+        <w:ind w:left="288" w:hanging="288"/>
+        <w:jc w:val="both"/>
+      </w:pPr>
+      <w:r>
+        <w:rPr>
+          <w:rFonts w:ascii="Calibri" w:cs="Calibri" w:eastAsia="Calibri" w:hAnsi="Calibri"/>
+          <w:b/>
+          <w:bCs/>
+          <w:sz w:val="24"/>
+          <w:szCs w:val="24"/>
+        </w:rPr>
+        <w:t xml:space="preserve">9. </w:t>
+      </w:r>
+      <w:r>
+        <w:rPr>
+          <w:rFonts w:ascii="Calibri" w:cs="Calibri" w:eastAsia="Calibri" w:hAnsi="Calibri"/>
+          <w:sz w:val="22"/>
+          <w:szCs w:val="22"/>
+        </w:rPr>
+        <w:t xml:space="preserve">Nos termos do artigo 481 da CLT, fica assegurado a ambas as partes o direito recíproco de rescindir o presente contrato antes de expirado o seu termo, hipótese em que se aplicarão os princípios que regem a rescisão dos contratos por prazo indeterminado, inclusive quanto ao aviso prévio. Não exercida a faculdade prevista nesta cláusula, aplicam-se: (a) em caso de rescisão antecipada pela EMPREGADORA, sem justa causa, a indenização de metade da remuneração a que o EMPREGADO(A) teria direito até o termo do contrato, conforme o artigo 479 da CLT; e (b) em caso de rescisão antecipada pelo EMPREGADO(A), sem justa causa, a indenização dos prejuízos que desse fato resultarem à EMPREGADORA, limitada àquela a que teria direito o EMPREGADO(A) em idênticas condições, conforme o artigo 480 da CLT.</w:t>
+      </w:r>
+    </w:p>
+    <w:p>
+      <w:pPr>
+        <w:spacing w:after="180" w:before="240" w:line="320"/>
+        <w:ind w:left="408" w:hanging="408"/>
+        <w:jc w:val="both"/>
+      </w:pPr>
+      <w:r>
+        <w:rPr>
+          <w:rFonts w:ascii="Calibri" w:cs="Calibri" w:eastAsia="Calibri" w:hAnsi="Calibri"/>
+          <w:b/>
+          <w:bCs/>
+          <w:sz w:val="24"/>
+          <w:szCs w:val="24"/>
+        </w:rPr>
+        <w:t xml:space="preserve">10. </w:t>
+      </w:r>
+      <w:r>
+        <w:rPr>
+          <w:rFonts w:ascii="Calibri" w:cs="Calibri" w:eastAsia="Calibri" w:hAnsi="Calibri"/>
+          <w:sz w:val="22"/>
+          <w:szCs w:val="22"/>
+        </w:rPr>
+        <w:t xml:space="preserve">O EMPREGADO(A) obriga-se a utilizar o uniforme e os equipamentos de trabalho fornecidos gratuitamente pela EMPREGADORA, zelando por sua conservação e higiene, e a devolvê-los ao término do contrato. O uniforme e os equipamentos permanecem de propriedade da EMPREGADORA, e seu fornecimento não constitui salário-utilidade, nos termos do §2º do artigo 458 da CLT.</w:t>
+      </w:r>
+    </w:p>
+    <w:p>
+      <w:pPr>
+        <w:spacing w:after="180" w:before="240" w:line="320"/>
+        <w:ind w:left="408" w:hanging="408"/>
+        <w:jc w:val="both"/>
+      </w:pPr>
+      <w:r>
+        <w:rPr>
+          <w:rFonts w:ascii="Calibri" w:cs="Calibri" w:eastAsia="Calibri" w:hAnsi="Calibri"/>
+          <w:b/>
+          <w:bCs/>
+          <w:sz w:val="24"/>
+          <w:szCs w:val="24"/>
+        </w:rPr>
+        <w:t xml:space="preserve">11. </w:t>
+      </w:r>
+      <w:r>
+        <w:rPr>
+          <w:rFonts w:ascii="Calibri" w:cs="Calibri" w:eastAsia="Calibri" w:hAnsi="Calibri"/>
+          <w:sz w:val="22"/>
+          <w:szCs w:val="22"/>
+        </w:rPr>
+        <w:t xml:space="preserve">O EMPREGADO(A) declara ciência de que seus dados pessoais serão tratados pela EMPREGADORA na forma do Termo de Ciência sobre o Tratamento de Dados Pessoais na Relação de Trabalho, que integra o pacote admissional, com fundamento nas bases legais previstas na Lei nº 13.709/2018, especialmente para o cumprimento de obrigações legais, regulatórias, fiscais, previdenciárias e trabalhistas e para a execução do contrato de trabalho, assegurados os direitos previstos no artigo 18 da referida lei.</w:t>
+      </w:r>
+    </w:p>
+    <w:p>
+      <w:pPr>
+        <w:spacing w:after="180" w:before="240" w:line="320"/>
+        <w:ind w:left="408" w:hanging="408"/>
+        <w:jc w:val="both"/>
+      </w:pPr>
+      <w:r>
+        <w:rPr>
+          <w:rFonts w:ascii="Calibri" w:cs="Calibri" w:eastAsia="Calibri" w:hAnsi="Calibri"/>
+          <w:b/>
+          <w:bCs/>
+          <w:sz w:val="24"/>
+          <w:szCs w:val="24"/>
+        </w:rPr>
+        <w:t xml:space="preserve">12. </w:t>
+      </w:r>
+      <w:r>
+        <w:rPr>
+          <w:rFonts w:ascii="Calibri" w:cs="Calibri" w:eastAsia="Calibri" w:hAnsi="Calibri"/>
+          <w:sz w:val="22"/>
+          <w:szCs w:val="22"/>
+        </w:rPr>
+        <w:t xml:space="preserve">O EMPREGADO(A) compromete-se a cumprir as normas de saúde e segurança do trabalho, as ordens de serviço e as instruções aplicáveis à função, a utilizar corretamente os equipamentos de proteção individual quando exigidos e a comunicar riscos, incidentes e condições inseguras. A realização dos exames ocupacionais, a entrega de equipamentos de proteção individual e os treinamentos obrigatórios serão comprovados em registros próprios, mantidos pela EMPREGADORA na forma da legislação aplicável.</w:t>
+      </w:r>
+    </w:p>
+    <w:p>
+      <w:pPr>
+        <w:spacing w:after="180" w:before="240" w:line="320"/>
+        <w:ind w:left="408" w:hanging="408"/>
+        <w:jc w:val="both"/>
+      </w:pPr>
+      <w:r>
+        <w:rPr>
+          <w:rFonts w:ascii="Calibri" w:cs="Calibri" w:eastAsia="Calibri" w:hAnsi="Calibri"/>
+          <w:b/>
+          <w:bCs/>
+          <w:sz w:val="24"/>
+          <w:szCs w:val="24"/>
+        </w:rPr>
+        <w:t xml:space="preserve">13. </w:t>
+      </w:r>
+      <w:r>
+        <w:rPr>
+          <w:rFonts w:ascii="Calibri" w:cs="Calibri" w:eastAsia="Calibri" w:hAnsi="Calibri"/>
+          <w:sz w:val="22"/>
+          <w:szCs w:val="22"/>
+        </w:rPr>
+        <w:t xml:space="preserve">Os valores eventualmente pagos ao EMPREGADO(A) a título de prêmio, na forma do Regulamento de Prêmios vigente para o período, somente terão essa natureza quando decorrerem de desempenho superior ao ordinariamente esperado e estiverem apoiados em critérios, metas e evidências objetivas. Atendidos esses requisitos, não integram a remuneração nem se incorporam ao contrato de trabalho, nos termos dos §§2º e 4º do artigo 457 da CLT. </w:t>
+      </w:r>
+      <w:r>
+        <w:rPr>
+          <w:rFonts w:ascii="Calibri" w:cs="Calibri" w:eastAsia="Calibri" w:hAnsi="Calibri"/>
+          <w:b/>
+          <w:bCs/>
+          <w:sz w:val="22"/>
+          <w:szCs w:val="22"/>
+        </w:rPr>
+        <w:t xml:space="preserve">Parágrafo único. </w:t>
+      </w:r>
+      <w:r>
+        <w:rPr>
+          <w:rFonts w:ascii="Calibri" w:cs="Calibri" w:eastAsia="Calibri" w:hAnsi="Calibri"/>
+          <w:sz w:val="22"/>
+          <w:szCs w:val="22"/>
+        </w:rPr>
+        <w:t xml:space="preserve">Pagamentos que remunerem desempenho ordinário, metas rotineiras ou parcela salarial variável não serão tratados como prêmio apenas pela denominação adotada.</w:t>
       </w:r>
     </w:p>
     <w:p>
@@ -507,7 +477,7 @@
     </w:p>
     <w:p>
       <w:pPr>
-        <w:spacing w:after="200" w:before="400"/>
+        <w:spacing w:after="80" w:before="100" w:line="20" w:lineRule="exact"/>
       </w:pPr>
       <w:r>
         <w:t xml:space="preserve"/>
@@ -532,7 +502,8 @@
       </w:tblGrid>
       <w:tr>
         <w:trPr>
-          <w:trHeight w:val="1400" w:hRule="atLeast"/>
+          <w:cantSplit/>
+          <w:trHeight w:val="1200" w:hRule="atLeast"/>
         </w:trPr>
         <w:tc>
           <w:tcPr>
@@ -727,20 +698,7 @@
 
 <file path=word/footer1.xml><?xml version="1.0" encoding="utf-8"?>
 <w:ftr xmlns:wpc="http://schemas.microsoft.com/office/word/2010/wordprocessingCanvas" xmlns:mc="http://schemas.openxmlformats.org/markup-compatibility/2006" xmlns:o="urn:schemas-microsoft-com:office:office" xmlns:r="http://schemas.openxmlformats.org/officeDocument/2006/relationships" xmlns:m="http://schemas.openxmlformats.org/officeDocument/2006/math" xmlns:v="urn:schemas-microsoft-com:vml" xmlns:wp14="http://schemas.microsoft.com/office/word/2010/wordprocessingDrawing" xmlns:wp="http://schemas.openxmlformats.org/drawingml/2006/wordprocessingDrawing" xmlns:w10="urn:schemas-microsoft-com:office:word" xmlns:w="http://schemas.openxmlformats.org/wordprocessingml/2006/main" xmlns:w14="http://schemas.microsoft.com/office/word/2010/wordml" xmlns:w15="http://schemas.microsoft.com/office/word/2012/wordml" xmlns:wpg="http://schemas.microsoft.com/office/word/2010/wordprocessingGroup" xmlns:wpi="http://schemas.microsoft.com/office/word/2010/wordprocessingInk" xmlns:wne="http://schemas.microsoft.com/office/word/2006/wordml" xmlns:wps="http://schemas.microsoft.com/office/word/2010/wordprocessingShape">
-  <w:p>
-    <w:pPr>
-      <w:jc w:val="left"/>
-    </w:pPr>
-    <w:r>
-      <w:rPr>
-        <w:rFonts w:ascii="Calibri" w:cs="Calibri" w:eastAsia="Calibri" w:hAnsi="Calibri"/>
-        <w:color w:val="888888"/>
-        <w:sz w:val="16"/>
-        <w:szCs w:val="16"/>
-      </w:rPr>
-      <w:t xml:space="preserve">Contrato de Experiência — {{integration.employer_name}}</w:t>
-    </w:r>
-  </w:p>
+  <w:p/>
 </w:ftr>
 </file>
 
